--- a/submission/AAMJAF_submission/05_Supplementary_material.docx
+++ b/submission/AAMJAF_submission/05_Supplementary_material.docx
@@ -34,6 +34,179 @@
       <w:r>
         <w:rPr/>
         <w:t>This supplementary material accompanies "Who Gets an ESG Score? Coverage Selection and Firm Value in Five Southeast Asian Markets." Table S1 re-estimates the average effects of the first score over event years 0 to 3 after excluding one market at a time. Table S2 and Figure S1 show the number of non-financial firms that received their first LSEG ESG score in each year, by market. Table S3 reports the estimates for each market separately, Table S4 the number of firm-years available for each outcome, Table S5 the relative-magnitude bounds of Eq. (10) in the paper, and Table S6 the number of scored and control firms by event year for ln MTB. Table S7 and Figure S2 report the exploratory analyses added after the second review, and Table S8 decomposes the gap between the static two-way fixed effects estimate and the baseline. The pre-analysis plan is provided with the replication package.</w:t>
+      </w:r>
+    </w:p>
+    <w:p>
+      <w:pPr>
+        <w:keepNext/>
+        <w:spacing w:line="360" w:lineRule="auto" w:after="120" w:before="240"/>
+      </w:pPr>
+      <w:r>
+        <w:rPr>
+          <w:b/>
+        </w:rPr>
+        <w:t>Appendix B. Additional robustness results</w:t>
+      </w:r>
+    </w:p>
+    <w:p>
+      <w:pPr>
+        <w:keepNext/>
+        <w:spacing w:line="360" w:lineRule="auto" w:after="120" w:before="120"/>
+      </w:pPr>
+      <w:r>
+        <w:rPr>
+          <w:i/>
+        </w:rPr>
+        <w:t>B.1. Event year 4 (Section 5.3)</w:t>
+      </w:r>
+    </w:p>
+    <w:p>
+      <w:pPr>
+        <w:spacing w:line="360" w:lineRule="auto" w:after="120" w:before="0"/>
+        <w:ind w:firstLine="432"/>
+        <w:jc w:val="both"/>
+      </w:pPr>
+      <w:r>
+        <w:rPr/>
+        <w:t>Only 141 scored firms from 6 cohorts reach event year 4; therefore, we plot that year in Figure 1 but exclude it from Eq. (6). Its estimates are −0.077 for MTB (p = 0.209) and 0.088 for market capitalization (p = 0.153).</w:t>
+      </w:r>
+    </w:p>
+    <w:p>
+      <w:pPr>
+        <w:keepNext/>
+        <w:spacing w:line="360" w:lineRule="auto" w:after="120" w:before="120"/>
+      </w:pPr>
+      <w:r>
+        <w:rPr>
+          <w:i/>
+        </w:rPr>
+        <w:t>B.2. Further timing variants of R10 (Section 5.4)</w:t>
+      </w:r>
+    </w:p>
+    <w:p>
+      <w:pPr>
+        <w:spacing w:line="360" w:lineRule="auto" w:after="120" w:before="0"/>
+        <w:ind w:firstLine="432"/>
+        <w:jc w:val="both"/>
+      </w:pPr>
+      <w:r>
+        <w:rPr/>
+        <w:t>Under R10, the decline in log MTB loses significance once M̄ in Eq. (10) reaches 0.23. Holding total assets at the original base year gives −0.074 (p = 0.002), so the covariate timing does not drive R10. Dating coverage two years later gives −0.048 (95% interval −0.099 to 0.000), a smaller decline that is no longer significant at the 5% level.</w:t>
+      </w:r>
+    </w:p>
+    <w:p>
+      <w:pPr>
+        <w:keepNext/>
+        <w:spacing w:line="360" w:lineRule="auto" w:after="120" w:before="120"/>
+      </w:pPr>
+      <w:r>
+        <w:rPr>
+          <w:i/>
+        </w:rPr>
+        <w:t>B.3. Reconciling the R10 and baseline event-time paths (Section 5.4, Fig. S2)</w:t>
+      </w:r>
+    </w:p>
+    <w:p>
+      <w:pPr>
+        <w:spacing w:line="360" w:lineRule="auto" w:after="120" w:before="0"/>
+        <w:ind w:firstLine="432"/>
+        <w:jc w:val="both"/>
+      </w:pPr>
+      <w:r>
+        <w:rPr/>
+        <w:t>The baseline path in Figure 1 does not show the R10 decline because its later event years come from early cohorts, while its first post-coverage years pool all cohorts. Re-based within each cohort to the first scored year, the baseline point estimates for event years 3 and 4 are −0.083 and −0.167, respectively. These lie closer to the corresponding R10 estimates of −0.138 and −0.200 than the pooled baseline path suggests. We report the re-based values without standard errors, as a reconciliation of the two paths rather than a test.</w:t>
+      </w:r>
+    </w:p>
+    <w:p>
+      <w:pPr>
+        <w:keepNext/>
+        <w:spacing w:line="360" w:lineRule="auto" w:after="120" w:before="120"/>
+      </w:pPr>
+      <w:r>
+        <w:rPr>
+          <w:i/>
+        </w:rPr>
+        <w:t>B.4. Size covariate and support (Section 5.5, Table S7, Fig. S2)</w:t>
+      </w:r>
+    </w:p>
+    <w:p>
+      <w:pPr>
+        <w:spacing w:line="360" w:lineRule="auto" w:after="120" w:before="0"/>
+        <w:ind w:firstLine="432"/>
+        <w:jc w:val="both"/>
+      </w:pPr>
+      <w:r>
+        <w:rPr/>
+        <w:t>Table S7 and Figure S2 vary the size covariate and support. The run-up does not depend on conditioning on base-year total assets. Without covariates, the MTB run-up from event year −5 to the base year is 6.6%, weaker than the baseline (event year −5 p = 0.068; pre-trend p = 0.028), and the market capitalization run-up is 24.0%. With total assets measured two years before the base year, it is 8.0% for MTB (pre-trend p = 0.176) and 20.3% for market capitalization. The post-coverage MTB effect is −0.008 with total assets measured two years earlier and −0.010 with quintile indicators. Restricting scored firms to those no larger than the 95th percentile of never-scored firms in their cell changes the estimand to the effect on scored firms within the controls' size range. This restriction keeps 492 scored firms and gives −0.021 for MTB (p = 0.426; pre-trend p = 0.212) and −0.096 for market capitalization (p = 0.006). The post-coverage MTB estimate therefore does not depend on extrapolating the size adjustment to the largest firms, whereas the negative market capitalization effect is larger within the controls' size range.</w:t>
+      </w:r>
+    </w:p>
+    <w:p>
+      <w:pPr>
+        <w:keepNext/>
+        <w:spacing w:line="360" w:lineRule="auto" w:after="120" w:before="120"/>
+      </w:pPr>
+      <w:r>
+        <w:rPr>
+          <w:i/>
+        </w:rPr>
+        <w:t>B.5. Decomposition of the TWFE gap (Section 5.5, Table S8)</w:t>
+      </w:r>
+    </w:p>
+    <w:p>
+      <w:pPr>
+        <w:spacing w:line="360" w:lineRule="auto" w:after="120" w:before="0"/>
+        <w:ind w:firstLine="432"/>
+        <w:jc w:val="both"/>
+      </w:pPr>
+      <w:r>
+        <w:rPr/>
+        <w:t>Table S8 shows the decomposition of the gap between the static TWFE estimate in row R6 and the headline MTB estimate. Restricting the regression to never-scored controls and event years −5 to 3 changes the estimate to only 0.058, while the heterogeneity-robust estimator gives 0.025 without covariates and 0.002 with them. Comparing each cohort with its own base year, rather than pooling all years, accounts for approximately half of the gap. Conditioning on base-year total assets accounts for most of the rest, and the choice of controls and window for little.</w:t>
+      </w:r>
+    </w:p>
+    <w:p>
+      <w:pPr>
+        <w:keepNext/>
+        <w:spacing w:line="360" w:lineRule="auto" w:after="120" w:before="120"/>
+      </w:pPr>
+      <w:r>
+        <w:rPr>
+          <w:i/>
+        </w:rPr>
+        <w:t>B.6. Market-by-market and early versus late cohorts (Section 5.5, Table S3)</w:t>
+      </w:r>
+    </w:p>
+    <w:p>
+      <w:pPr>
+        <w:spacing w:line="360" w:lineRule="auto" w:after="120" w:before="0"/>
+        <w:ind w:firstLine="432"/>
+        <w:jc w:val="both"/>
+      </w:pPr>
+      <w:r>
+        <w:rPr/>
+        <w:t>Estimated market by market in Table S3, the MTB effect is 0.009 in Malaysia, with 372 scored firms, and 0.027 in Thailand, with 157. Indonesia, the Philippines, and Singapore have few scored firms and imprecise estimates. The 58 firms first scored by 2019 show a positive post-coverage MTB estimate of 0.094 (p = 0.047; 95% interval 0.002 to 0.185), and the larger group first scored from 2020 shows −0.010 (p = 0.687). The early estimate rests on few firms, is one of many exploratory comparisons, and is not adjusted for multiple testing, so we do not read it as evidence of a gain for early entrants.</w:t>
+      </w:r>
+    </w:p>
+    <w:p>
+      <w:pPr>
+        <w:keepNext/>
+        <w:spacing w:line="360" w:lineRule="auto" w:after="120" w:before="120"/>
+      </w:pPr>
+      <w:r>
+        <w:rPr>
+          <w:i/>
+        </w:rPr>
+        <w:t>B.7. Breadth of the Malaysian wave (Section 5.3, Fig. 2)</w:t>
+      </w:r>
+    </w:p>
+    <w:p>
+      <w:pPr>
+        <w:spacing w:line="360" w:lineRule="auto" w:after="120" w:before="0"/>
+        <w:ind w:firstLine="432"/>
+        <w:jc w:val="both"/>
+      </w:pPr>
+      <w:r>
+        <w:rPr/>
+        <w:t>The Malaysian wave added 289 firms in two years, yet 565 Malaysian firms remained never-scored, so it was broad but not market-wide.</w:t>
       </w:r>
     </w:p>
     <w:p>
@@ -673,7 +846,7 @@
           <w:b/>
           <w:sz w:val="18"/>
         </w:rPr>
-        <w:t>Note(s):</w:t>
+        <w:t>Note:</w:t>
       </w:r>
       <w:r>
         <w:t xml:space="preserve"> </w:t>
@@ -694,7 +867,7 @@
           <w:b/>
           <w:sz w:val="18"/>
         </w:rPr>
-        <w:t>Source(s):</w:t>
+        <w:t>Source:</w:t>
       </w:r>
       <w:r>
         <w:t xml:space="preserve"> </w:t>
@@ -703,7 +876,7 @@
         <w:rPr>
           <w:sz w:val="18"/>
         </w:rPr>
-        <w:t>Authors' own work based on LSEG ESG scores and Compustat Global data</w:t>
+        <w:t>Author's calculations from LSEG ESG scores and Compustat Global.</w:t>
       </w:r>
     </w:p>
     <w:p>
@@ -2210,7 +2383,7 @@
           <w:b/>
           <w:sz w:val="18"/>
         </w:rPr>
-        <w:t>Note(s):</w:t>
+        <w:t>Note:</w:t>
       </w:r>
       <w:r>
         <w:t xml:space="preserve"> </w:t>
@@ -2231,7 +2404,7 @@
           <w:b/>
           <w:sz w:val="18"/>
         </w:rPr>
-        <w:t>Source(s):</w:t>
+        <w:t>Source:</w:t>
       </w:r>
       <w:r>
         <w:t xml:space="preserve"> </w:t>
@@ -2240,7 +2413,7 @@
         <w:rPr>
           <w:sz w:val="18"/>
         </w:rPr>
-        <w:t>Authors' own work based on LSEG ESG scores</w:t>
+        <w:t>Author's calculations from LSEG ESG scores.</w:t>
       </w:r>
     </w:p>
     <w:p>
@@ -2317,7 +2490,7 @@
           <w:b/>
           <w:sz w:val="18"/>
         </w:rPr>
-        <w:t>Note(s):</w:t>
+        <w:t>Note:</w:t>
       </w:r>
       <w:r>
         <w:t xml:space="preserve"> </w:t>
@@ -2338,7 +2511,7 @@
           <w:b/>
           <w:sz w:val="18"/>
         </w:rPr>
-        <w:t>Source(s):</w:t>
+        <w:t>Source:</w:t>
       </w:r>
       <w:r>
         <w:t xml:space="preserve"> </w:t>
@@ -2347,7 +2520,7 @@
         <w:rPr>
           <w:sz w:val="18"/>
         </w:rPr>
-        <w:t>Authors' own work based on LSEG ESG scores</w:t>
+        <w:t>Author's calculations from LSEG ESG scores.</w:t>
       </w:r>
     </w:p>
     <w:p>
@@ -3103,7 +3276,7 @@
           <w:b/>
           <w:sz w:val="18"/>
         </w:rPr>
-        <w:t>Note(s):</w:t>
+        <w:t>Note:</w:t>
       </w:r>
       <w:r>
         <w:t xml:space="preserve"> </w:t>
@@ -3124,7 +3297,7 @@
           <w:b/>
           <w:sz w:val="18"/>
         </w:rPr>
-        <w:t>Source(s):</w:t>
+        <w:t>Source:</w:t>
       </w:r>
       <w:r>
         <w:t xml:space="preserve"> </w:t>
@@ -3133,7 +3306,7 @@
         <w:rPr>
           <w:sz w:val="18"/>
         </w:rPr>
-        <w:t>Authors' own work based on LSEG ESG scores and Compustat Global data</w:t>
+        <w:t>Author's calculations from LSEG ESG scores and Compustat Global.</w:t>
       </w:r>
     </w:p>
     <w:p>
@@ -3780,7 +3953,7 @@
           <w:b/>
           <w:sz w:val="18"/>
         </w:rPr>
-        <w:t>Note(s):</w:t>
+        <w:t>Note:</w:t>
       </w:r>
       <w:r>
         <w:t xml:space="preserve"> </w:t>
@@ -3801,7 +3974,7 @@
           <w:b/>
           <w:sz w:val="18"/>
         </w:rPr>
-        <w:t>Source(s):</w:t>
+        <w:t>Source:</w:t>
       </w:r>
       <w:r>
         <w:t xml:space="preserve"> </w:t>
@@ -3810,7 +3983,7 @@
         <w:rPr>
           <w:sz w:val="18"/>
         </w:rPr>
-        <w:t>Authors' own work based on LSEG ESG scores and Compustat Global data</w:t>
+        <w:t>Author's calculations from LSEG ESG scores and Compustat Global.</w:t>
       </w:r>
     </w:p>
     <w:p>
@@ -5451,7 +5624,7 @@
           <w:b/>
           <w:sz w:val="18"/>
         </w:rPr>
-        <w:t>Note(s):</w:t>
+        <w:t>Note:</w:t>
       </w:r>
       <w:r>
         <w:t xml:space="preserve"> </w:t>
@@ -5472,7 +5645,7 @@
           <w:b/>
           <w:sz w:val="18"/>
         </w:rPr>
-        <w:t>Source(s):</w:t>
+        <w:t>Source:</w:t>
       </w:r>
       <w:r>
         <w:t xml:space="preserve"> </w:t>
@@ -5481,7 +5654,7 @@
         <w:rPr>
           <w:sz w:val="18"/>
         </w:rPr>
-        <w:t>Authors' own work based on LSEG ESG scores and Compustat Global data</w:t>
+        <w:t>Author's calculations from LSEG ESG scores and Compustat Global.</w:t>
       </w:r>
     </w:p>
     <w:p>
@@ -6297,7 +6470,7 @@
           <w:b/>
           <w:sz w:val="18"/>
         </w:rPr>
-        <w:t>Note(s):</w:t>
+        <w:t>Note:</w:t>
       </w:r>
       <w:r>
         <w:t xml:space="preserve"> </w:t>
@@ -6318,7 +6491,7 @@
           <w:b/>
           <w:sz w:val="18"/>
         </w:rPr>
-        <w:t>Source(s):</w:t>
+        <w:t>Source:</w:t>
       </w:r>
       <w:r>
         <w:t xml:space="preserve"> </w:t>
@@ -6327,7 +6500,7 @@
         <w:rPr>
           <w:sz w:val="18"/>
         </w:rPr>
-        <w:t>Authors' own work based on LSEG ESG scores and Compustat Global data</w:t>
+        <w:t>Author's calculations from LSEG ESG scores and Compustat Global.</w:t>
       </w:r>
     </w:p>
     <w:p>
@@ -8114,7 +8287,7 @@
           <w:b/>
           <w:sz w:val="18"/>
         </w:rPr>
-        <w:t>Note(s):</w:t>
+        <w:t>Note:</w:t>
       </w:r>
       <w:r>
         <w:t xml:space="preserve"> </w:t>
@@ -8135,7 +8308,7 @@
           <w:b/>
           <w:sz w:val="18"/>
         </w:rPr>
-        <w:t>Source(s):</w:t>
+        <w:t>Source:</w:t>
       </w:r>
       <w:r>
         <w:t xml:space="preserve"> </w:t>
@@ -8144,7 +8317,7 @@
         <w:rPr>
           <w:sz w:val="18"/>
         </w:rPr>
-        <w:t>Authors' own work based on LSEG ESG scores and Compustat Global data</w:t>
+        <w:t>Author's calculations from LSEG ESG scores and Compustat Global.</w:t>
       </w:r>
     </w:p>
     <w:p>
@@ -8497,7 +8670,7 @@
           <w:b/>
           <w:sz w:val="18"/>
         </w:rPr>
-        <w:t>Note(s):</w:t>
+        <w:t>Note:</w:t>
       </w:r>
       <w:r>
         <w:t xml:space="preserve"> </w:t>
@@ -8518,7 +8691,7 @@
           <w:b/>
           <w:sz w:val="18"/>
         </w:rPr>
-        <w:t>Source(s):</w:t>
+        <w:t>Source:</w:t>
       </w:r>
       <w:r>
         <w:t xml:space="preserve"> </w:t>
@@ -8527,7 +8700,7 @@
         <w:rPr>
           <w:sz w:val="18"/>
         </w:rPr>
-        <w:t>Authors' own work based on LSEG ESG scores and Compustat Global data</w:t>
+        <w:t>Author's calculations from LSEG ESG scores and Compustat Global.</w:t>
       </w:r>
     </w:p>
     <w:p>
@@ -8604,7 +8777,7 @@
           <w:b/>
           <w:sz w:val="18"/>
         </w:rPr>
-        <w:t>Note(s):</w:t>
+        <w:t>Note:</w:t>
       </w:r>
       <w:r>
         <w:t xml:space="preserve"> </w:t>
@@ -8625,7 +8798,7 @@
           <w:b/>
           <w:sz w:val="18"/>
         </w:rPr>
-        <w:t>Source(s):</w:t>
+        <w:t>Source:</w:t>
       </w:r>
       <w:r>
         <w:t xml:space="preserve"> </w:t>
@@ -8634,7 +8807,7 @@
         <w:rPr>
           <w:sz w:val="18"/>
         </w:rPr>
-        <w:t>Authors' own work based on LSEG ESG scores and Compustat Global data</w:t>
+        <w:t>Author's calculations from LSEG ESG scores and Compustat Global.</w:t>
       </w:r>
     </w:p>
     <w:sectPr>
